--- a/Система/IP.docx
+++ b/Система/IP.docx
@@ -1205,6 +1205,24 @@
       </w:pPr>
       <w:r>
         <w:lastRenderedPageBreak/>
+        <w:t>Что такое маска подсети?</w:t>
+      </w:r>
+    </w:p>
+    <w:p>
+      <w:pPr>
+        <w:spacing w:after="0"/>
+      </w:pPr>
+    </w:p>
+    <w:p>
+      <w:pPr>
+        <w:spacing w:after="0"/>
+      </w:pPr>
+    </w:p>
+    <w:p>
+      <w:pPr>
+        <w:spacing w:after="0"/>
+      </w:pPr>
+      <w:r>
         <w:t xml:space="preserve"> </w:t>
       </w:r>
     </w:p>

--- a/Система/IP.docx
+++ b/Система/IP.docx
@@ -734,12 +734,14 @@
       <w:pPr>
         <w:spacing w:after="0"/>
       </w:pPr>
+      <w:proofErr w:type="gramStart"/>
       <w:r>
         <w:t xml:space="preserve">192 </w:t>
       </w:r>
       <w:r>
         <w:t>&gt;</w:t>
       </w:r>
+      <w:proofErr w:type="gramEnd"/>
       <w:r>
         <w:t xml:space="preserve">= </w:t>
       </w:r>
@@ -755,11 +757,16 @@
         <w:spacing w:after="0"/>
       </w:pPr>
       <w:r>
-        <w:t xml:space="preserve">(192 - 128) = 64 </w:t>
+        <w:t xml:space="preserve">(192 - 128) = </w:t>
+      </w:r>
+      <w:proofErr w:type="gramStart"/>
+      <w:r>
+        <w:t xml:space="preserve">64 </w:t>
       </w:r>
       <w:r>
         <w:t>&gt;</w:t>
       </w:r>
+      <w:proofErr w:type="gramEnd"/>
       <w:r>
         <w:t>=</w:t>
       </w:r>
@@ -781,10 +788,18 @@
         <w:spacing w:after="0"/>
       </w:pPr>
       <w:r>
-        <w:t xml:space="preserve">(64 - 64) = 0 </w:t>
-      </w:r>
-      <w:r>
-        <w:t xml:space="preserve">&gt;= </w:t>
+        <w:t xml:space="preserve">(64 - 64) = </w:t>
+      </w:r>
+      <w:proofErr w:type="gramStart"/>
+      <w:r>
+        <w:t xml:space="preserve">0 </w:t>
+      </w:r>
+      <w:r>
+        <w:t>&gt;</w:t>
+      </w:r>
+      <w:proofErr w:type="gramEnd"/>
+      <w:r>
+        <w:t xml:space="preserve">= </w:t>
       </w:r>
       <w:r>
         <w:t>32</w:t>
@@ -797,11 +812,16 @@
       <w:pPr>
         <w:spacing w:after="0"/>
       </w:pPr>
+      <w:proofErr w:type="gramStart"/>
       <w:r>
         <w:t xml:space="preserve">0 </w:t>
       </w:r>
       <w:r>
-        <w:t xml:space="preserve">&gt;= </w:t>
+        <w:t>&gt;</w:t>
+      </w:r>
+      <w:proofErr w:type="gramEnd"/>
+      <w:r>
+        <w:t xml:space="preserve">= </w:t>
       </w:r>
       <w:r>
         <w:t>16</w:t>
@@ -814,11 +834,16 @@
       <w:pPr>
         <w:spacing w:after="0"/>
       </w:pPr>
+      <w:proofErr w:type="gramStart"/>
       <w:r>
         <w:t xml:space="preserve">0 </w:t>
       </w:r>
       <w:r>
-        <w:t xml:space="preserve">&gt;= </w:t>
+        <w:t>&gt;</w:t>
+      </w:r>
+      <w:proofErr w:type="gramEnd"/>
+      <w:r>
+        <w:t xml:space="preserve">= </w:t>
       </w:r>
       <w:r>
         <w:t>8</w:t>
@@ -831,11 +856,16 @@
       <w:pPr>
         <w:spacing w:after="0"/>
       </w:pPr>
+      <w:proofErr w:type="gramStart"/>
       <w:r>
         <w:t xml:space="preserve">0 </w:t>
       </w:r>
       <w:r>
-        <w:t xml:space="preserve">&gt;= </w:t>
+        <w:t>&gt;</w:t>
+      </w:r>
+      <w:proofErr w:type="gramEnd"/>
+      <w:r>
+        <w:t xml:space="preserve">= </w:t>
       </w:r>
       <w:r>
         <w:t>4</w:t>
@@ -848,11 +878,16 @@
       <w:pPr>
         <w:spacing w:after="0"/>
       </w:pPr>
+      <w:proofErr w:type="gramStart"/>
       <w:r>
         <w:t xml:space="preserve">0 </w:t>
       </w:r>
       <w:r>
-        <w:t xml:space="preserve">&gt;= </w:t>
+        <w:t>&gt;</w:t>
+      </w:r>
+      <w:proofErr w:type="gramEnd"/>
+      <w:r>
+        <w:t xml:space="preserve">= </w:t>
       </w:r>
       <w:r>
         <w:t>2</w:t>
@@ -865,11 +900,16 @@
       <w:pPr>
         <w:spacing w:after="0"/>
       </w:pPr>
+      <w:proofErr w:type="gramStart"/>
       <w:r>
         <w:t xml:space="preserve">0 </w:t>
       </w:r>
       <w:r>
-        <w:t xml:space="preserve">&gt;= </w:t>
+        <w:t>&gt;</w:t>
+      </w:r>
+      <w:proofErr w:type="gramEnd"/>
+      <w:r>
+        <w:t xml:space="preserve">= </w:t>
       </w:r>
       <w:r>
         <w:t>1</w:t>
@@ -898,12 +938,14 @@
       <w:pPr>
         <w:spacing w:after="0"/>
       </w:pPr>
+      <w:proofErr w:type="gramStart"/>
       <w:r>
         <w:t xml:space="preserve">168 </w:t>
       </w:r>
       <w:r>
         <w:t>&gt;</w:t>
       </w:r>
+      <w:proofErr w:type="gramEnd"/>
       <w:r>
         <w:t xml:space="preserve">= </w:t>
       </w:r>
@@ -927,6 +969,7 @@
       <w:r>
         <w:t xml:space="preserve"> - 128) = </w:t>
       </w:r>
+      <w:proofErr w:type="gramStart"/>
       <w:r>
         <w:t>40</w:t>
       </w:r>
@@ -936,6 +979,7 @@
       <w:r>
         <w:t>&gt;</w:t>
       </w:r>
+      <w:proofErr w:type="gramEnd"/>
       <w:r>
         <w:t>=</w:t>
       </w:r>
@@ -956,6 +1000,7 @@
       <w:pPr>
         <w:spacing w:after="0"/>
       </w:pPr>
+      <w:proofErr w:type="gramStart"/>
       <w:r>
         <w:t>40</w:t>
       </w:r>
@@ -963,7 +1008,11 @@
         <w:t xml:space="preserve"> </w:t>
       </w:r>
       <w:r>
-        <w:t xml:space="preserve">&gt;= </w:t>
+        <w:t>&gt;</w:t>
+      </w:r>
+      <w:proofErr w:type="gramEnd"/>
+      <w:r>
+        <w:t xml:space="preserve">= </w:t>
       </w:r>
       <w:r>
         <w:t>32</w:t>
@@ -980,13 +1029,21 @@
         <w:spacing w:after="0"/>
       </w:pPr>
       <w:r>
-        <w:t>(40-32) = 8</w:t>
+        <w:t xml:space="preserve">(40-32) = </w:t>
+      </w:r>
+      <w:proofErr w:type="gramStart"/>
+      <w:r>
+        <w:t>8</w:t>
       </w:r>
       <w:r>
         <w:t xml:space="preserve"> </w:t>
       </w:r>
       <w:r>
-        <w:t xml:space="preserve">&gt;= </w:t>
+        <w:t>&gt;</w:t>
+      </w:r>
+      <w:proofErr w:type="gramEnd"/>
+      <w:r>
+        <w:t xml:space="preserve">= </w:t>
       </w:r>
       <w:r>
         <w:t>16</w:t>
@@ -999,6 +1056,7 @@
       <w:pPr>
         <w:spacing w:after="0"/>
       </w:pPr>
+      <w:proofErr w:type="gramStart"/>
       <w:r>
         <w:t>8</w:t>
       </w:r>
@@ -1006,7 +1064,11 @@
         <w:t xml:space="preserve"> </w:t>
       </w:r>
       <w:r>
-        <w:t xml:space="preserve">&gt;= </w:t>
+        <w:t>&gt;</w:t>
+      </w:r>
+      <w:proofErr w:type="gramEnd"/>
+      <w:r>
+        <w:t xml:space="preserve">= </w:t>
       </w:r>
       <w:r>
         <w:t>8</w:t>
@@ -1023,13 +1085,21 @@
         <w:spacing w:after="0"/>
       </w:pPr>
       <w:r>
-        <w:t>(8-8) = 0</w:t>
+        <w:t xml:space="preserve">(8-8) = </w:t>
+      </w:r>
+      <w:proofErr w:type="gramStart"/>
+      <w:r>
+        <w:t>0</w:t>
       </w:r>
       <w:r>
         <w:t xml:space="preserve"> </w:t>
       </w:r>
       <w:r>
-        <w:t xml:space="preserve">&gt;= </w:t>
+        <w:t>&gt;</w:t>
+      </w:r>
+      <w:proofErr w:type="gramEnd"/>
+      <w:r>
+        <w:t xml:space="preserve">= </w:t>
       </w:r>
       <w:r>
         <w:t>4</w:t>
@@ -1042,11 +1112,16 @@
       <w:pPr>
         <w:spacing w:after="0"/>
       </w:pPr>
+      <w:proofErr w:type="gramStart"/>
       <w:r>
         <w:t xml:space="preserve">0 </w:t>
       </w:r>
       <w:r>
-        <w:t xml:space="preserve">&gt;= </w:t>
+        <w:t>&gt;</w:t>
+      </w:r>
+      <w:proofErr w:type="gramEnd"/>
+      <w:r>
+        <w:t xml:space="preserve">= </w:t>
       </w:r>
       <w:r>
         <w:t>2</w:t>
@@ -1059,11 +1134,16 @@
       <w:pPr>
         <w:spacing w:after="0"/>
       </w:pPr>
+      <w:proofErr w:type="gramStart"/>
       <w:r>
         <w:t xml:space="preserve">0 </w:t>
       </w:r>
       <w:r>
-        <w:t xml:space="preserve">&gt;= </w:t>
+        <w:t>&gt;</w:t>
+      </w:r>
+      <w:proofErr w:type="gramEnd"/>
+      <w:r>
+        <w:t xml:space="preserve">= </w:t>
       </w:r>
       <w:r>
         <w:t>1</w:t>
@@ -1112,6 +1192,14 @@
       </w:r>
       <w:r>
         <w:t>адрес?</w:t>
+      </w:r>
+    </w:p>
+    <w:p>
+      <w:pPr>
+        <w:spacing w:after="0"/>
+      </w:pPr>
+      <w:r>
+        <w:t>Из 2х частей:</w:t>
       </w:r>
     </w:p>
     <w:p>
@@ -1204,14 +1292,8 @@
         <w:spacing w:after="0"/>
       </w:pPr>
       <w:r>
-        <w:lastRenderedPageBreak/>
         <w:t>Что такое маска подсети?</w:t>
       </w:r>
-    </w:p>
-    <w:p>
-      <w:pPr>
-        <w:spacing w:after="0"/>
-      </w:pPr>
     </w:p>
     <w:p>
       <w:pPr>
